--- a/dosyalar/sinavlar/6-sinif/arapca-6-1d1y-klasik.docx
+++ b/dosyalar/sinavlar/6-sinif/arapca-6-1d1y-klasik.docx
@@ -1138,7 +1138,7 @@
                 <w:szCs w:val="30"/>
                 <w:rtl/>
               </w:rPr>
-              <w:t xml:space="preserve">زِيَارَةٌ</w:t>
+              <w:t xml:space="preserve">حَفِيدٌ</w:t>
             </w:r>
           </w:p>
         </w:tc>
@@ -1629,7 +1629,7 @@
                 <w:sz w:val="20"/>
                 <w:szCs w:val="20"/>
               </w:rPr>
-              <w:t xml:space="preserve">Amcamın oğlu öğrencidir.</w:t>
+              <w:t xml:space="preserve">Babam bir aşçıdır.</w:t>
             </w:r>
           </w:p>
         </w:tc>
@@ -1917,7 +1917,7 @@
                 <w:sz w:val="20"/>
                 <w:szCs w:val="20"/>
               </w:rPr>
-              <w:t xml:space="preserve">Akrabalarımız köyde oturuyor.</w:t>
+              <w:t xml:space="preserve">Dayım nerede çalışıyor?</w:t>
             </w:r>
           </w:p>
         </w:tc>
@@ -2221,7 +2221,7 @@
                 <w:sz w:val="20"/>
                 <w:szCs w:val="20"/>
               </w:rPr>
-              <w:t xml:space="preserve">Dayının oğlu</w:t>
+              <w:t xml:space="preserve">Şoför</w:t>
             </w:r>
           </w:p>
         </w:tc>
@@ -2463,7 +2463,7 @@
                 <w:szCs w:val="28"/>
                 <w:rtl/>
               </w:rPr>
-              <w:t xml:space="preserve">اِبْنُ الْخَالِ</w:t>
+              <w:t xml:space="preserve">سَائِقٌ</w:t>
             </w:r>
           </w:p>
         </w:tc>
@@ -2633,7 +2633,7 @@
                 <w:szCs w:val="28"/>
                 <w:rtl/>
               </w:rPr>
-              <w:t xml:space="preserve">بِنْتُ الْعَمِّ</w:t>
+              <w:t xml:space="preserve">فَلَّاحَةٌ</w:t>
             </w:r>
           </w:p>
         </w:tc>
@@ -2901,7 +2901,7 @@
                 <w:sz w:val="20"/>
                 <w:szCs w:val="20"/>
               </w:rPr>
-              <w:t xml:space="preserve">Amcanın kızı</w:t>
+              <w:t xml:space="preserve">Çiftçi (kadın)</w:t>
             </w:r>
           </w:p>
         </w:tc>
@@ -3330,7 +3330,7 @@
                 <w:szCs w:val="28"/>
                 <w:rtl/>
               </w:rPr>
-              <w:t xml:space="preserve">……………………… عَمِّي، هُوَ تَاجِرٌ.</w:t>
+              <w:t xml:space="preserve">……………………… عَمِّي، هُوَ ضَابِطٌ.</w:t>
             </w:r>
           </w:p>
         </w:tc>
@@ -3690,7 +3690,7 @@
                 <w:szCs w:val="28"/>
                 <w:rtl/>
               </w:rPr>
-              <w:t xml:space="preserve">هَذِهِ ……………………… ، هِيَ طَبِيبَةٌ.</w:t>
+              <w:t xml:space="preserve">هَذِهِ ……………………… ، هِيَ مُمَرِّضَةٌ.</w:t>
             </w:r>
           </w:p>
         </w:tc>
@@ -3869,7 +3869,7 @@
           <w:sz w:val="20"/>
           <w:szCs w:val="20"/>
         </w:rPr>
-        <w:t xml:space="preserve">1.  «اِبْنُ الْعَمِّ» tamlamasının Türkçe karşılığı hangisidir?</w:t>
+        <w:t xml:space="preserve">1.  «حَفِيدٌ» kelimesinin Türkçe karşılığı hangisidir?</w:t>
       </w:r>
     </w:p>
     <w:tbl>
@@ -3937,7 +3937,7 @@
                 <w:sz w:val="20"/>
                 <w:szCs w:val="20"/>
               </w:rPr>
-              <w:t xml:space="preserve">Amcanın oğlu</w:t>
+              <w:t xml:space="preserve">Torun</w:t>
             </w:r>
           </w:p>
         </w:tc>
@@ -3986,7 +3986,7 @@
                 <w:sz w:val="20"/>
                 <w:szCs w:val="20"/>
               </w:rPr>
-              <w:t xml:space="preserve">Dayının oğlu</w:t>
+              <w:t xml:space="preserve">Dede</w:t>
             </w:r>
           </w:p>
         </w:tc>
@@ -4040,7 +4040,7 @@
                 <w:sz w:val="20"/>
                 <w:szCs w:val="20"/>
               </w:rPr>
-              <w:t xml:space="preserve">Halanın oğlu</w:t>
+              <w:t xml:space="preserve">Amca</w:t>
             </w:r>
           </w:p>
         </w:tc>
@@ -4089,7 +4089,7 @@
                 <w:sz w:val="20"/>
                 <w:szCs w:val="20"/>
               </w:rPr>
-              <w:t xml:space="preserve">Teyzenin oğlu</w:t>
+              <w:t xml:space="preserve">Baba</w:t>
             </w:r>
           </w:p>
         </w:tc>
@@ -4602,7 +4602,7 @@
           <w:sz w:val="20"/>
           <w:szCs w:val="20"/>
         </w:rPr>
-        <w:t xml:space="preserve">4.  Dedenin nerede oturduğunu sormak isteyen kişi ne der?</w:t>
+        <w:t xml:space="preserve">4.  Babasının nerede çalıştığını sormak isteyen kişi ne der?</w:t>
       </w:r>
     </w:p>
     <w:tbl>
@@ -4671,7 +4671,7 @@
                 <w:szCs w:val="28"/>
                 <w:rtl/>
               </w:rPr>
-              <w:t xml:space="preserve">مَنْ جَدُّكَ؟</w:t>
+              <w:t xml:space="preserve">مَنْ وَالِدُكَ؟</w:t>
             </w:r>
           </w:p>
         </w:tc>
@@ -4721,7 +4721,7 @@
                 <w:szCs w:val="28"/>
                 <w:rtl/>
               </w:rPr>
-              <w:t xml:space="preserve">أَيْنَ يَسْكُنُ جَدُّكَ؟</w:t>
+              <w:t xml:space="preserve">أَيْنَ يَعْمَلُ وَالِدُكَ؟</w:t>
             </w:r>
           </w:p>
         </w:tc>
@@ -4776,7 +4776,7 @@
                 <w:szCs w:val="28"/>
                 <w:rtl/>
               </w:rPr>
-              <w:t xml:space="preserve">مَا مِهْنَةُ جَدِّكَ؟</w:t>
+              <w:t xml:space="preserve">مَا اسْمُ وَالِدِكَ؟</w:t>
             </w:r>
           </w:p>
         </w:tc>
@@ -4826,7 +4826,7 @@
                 <w:szCs w:val="28"/>
                 <w:rtl/>
               </w:rPr>
-              <w:t xml:space="preserve">هَلْ جَدُّكَ كَبِيرٌ؟</w:t>
+              <w:t xml:space="preserve">هَلْ وَالِدُكَ كَبِيرٌ؟</w:t>
             </w:r>
           </w:p>
         </w:tc>
@@ -4849,7 +4849,7 @@
           <w:sz w:val="20"/>
           <w:szCs w:val="20"/>
         </w:rPr>
-        <w:t xml:space="preserve">5.  Halasının doktor olduğunu söylemek isteyen öğrenci hangi cümleyi kurar?</w:t>
+        <w:t xml:space="preserve">5.  Halasının hemşire olduğunu söylemek isteyen öğrenci hangi cümleyi kurar?</w:t>
       </w:r>
     </w:p>
     <w:tbl>
@@ -4918,7 +4918,7 @@
                 <w:szCs w:val="28"/>
                 <w:rtl/>
               </w:rPr>
-              <w:t xml:space="preserve">عَمِّي طَبِيبٌ.</w:t>
+              <w:t xml:space="preserve">عَمِّي مُمَرِّضٌ.</w:t>
             </w:r>
           </w:p>
         </w:tc>
@@ -4968,7 +4968,7 @@
                 <w:szCs w:val="28"/>
                 <w:rtl/>
               </w:rPr>
-              <w:t xml:space="preserve">عَمَّتِي طَبِيبَةٌ.</w:t>
+              <w:t xml:space="preserve">عَمَّتِي مُمَرِّضَةٌ.</w:t>
             </w:r>
           </w:p>
         </w:tc>
@@ -5023,7 +5023,7 @@
                 <w:szCs w:val="28"/>
                 <w:rtl/>
               </w:rPr>
-              <w:t xml:space="preserve">خَالِي طَبِيبٌ.</w:t>
+              <w:t xml:space="preserve">خَالِي طَبَّاخٌ.</w:t>
             </w:r>
           </w:p>
         </w:tc>
@@ -5073,7 +5073,7 @@
                 <w:szCs w:val="28"/>
                 <w:rtl/>
               </w:rPr>
-              <w:t xml:space="preserve">خَالَتِي مُمَرِّضَةٌ.</w:t>
+              <w:t xml:space="preserve">خَالَتِي سَائِقَةٌ.</w:t>
             </w:r>
           </w:p>
         </w:tc>
@@ -6112,7 +6112,7 @@
                 <w:szCs w:val="28"/>
                 <w:rtl/>
               </w:rPr>
-              <w:t xml:space="preserve">عَمِّي  ـ  هَذَا  ـ  تَاجِرٌ</w:t>
+              <w:t xml:space="preserve">ضَابِطٌ  ـ  عَمِّي  ـ  هَذَا</w:t>
             </w:r>
           </w:p>
         </w:tc>
@@ -6328,7 +6328,7 @@
                 <w:szCs w:val="28"/>
                 <w:rtl/>
               </w:rPr>
-              <w:t xml:space="preserve">طَالِبٌ  ـ  الْعَمِّ  ـ  اِبْنُ</w:t>
+              <w:t xml:space="preserve">خَالِي  ـ  يَعْمَلُ  ـ  أَيْنَ</w:t>
             </w:r>
           </w:p>
         </w:tc>
@@ -6446,7 +6446,7 @@
           <w:sz w:val="21"/>
           <w:szCs w:val="21"/>
         </w:rPr>
-        <w:t xml:space="preserve">Akrabalarınızı tanıtan kısa bir metin yazınız. Adlarından, mesleklerinden ve nerede oturduklarından söz ediniz.</w:t>
+        <w:t xml:space="preserve">Akrabalarınızı tanıtan kısa bir metin yazınız. Adlarından, mesleklerinden ve nerede çalıştıklarından söz ediniz.</w:t>
       </w:r>
       <w:r>
         <w:rPr>
@@ -6552,7 +6552,7 @@
                 <w:szCs w:val="30"/>
                 <w:rtl/>
               </w:rPr>
-              <w:t xml:space="preserve">أَقَارِبِي   —   عَمِّي   —   عَمَّتِي   —   خَالِي   —   خَالَتِي   —   جَدِّي   —   يَسْكُنُ   —   مِهْنَةُ</w:t>
+              <w:t xml:space="preserve">أَقَارِبِي   —   وَالِدِي   —   عَمِّي   —   خَالَتِي   —   حَفِيدٌ   —   يَعْمَلُ   —   مِهْنَةُ</w:t>
             </w:r>
           </w:p>
         </w:tc>
@@ -7062,7 +7062,7 @@
                 <w:sz w:val="19"/>
                 <w:szCs w:val="19"/>
               </w:rPr>
-              <w:t xml:space="preserve">amca · hala · dayı · teyze · akrabalar · ziyaret</w:t>
+              <w:t xml:space="preserve">amca · hala · dayı · teyze · akrabalar · torun</w:t>
             </w:r>
           </w:p>
         </w:tc>
@@ -7156,7 +7156,7 @@
                 <w:szCs w:val="27"/>
                 <w:rtl/>
               </w:rPr>
-              <w:t xml:space="preserve">هَذَا عَمِّي. · هَذِهِ عَمَّتِي. · اِبْنُ عَمِّي طَالِبٌ.</w:t>
+              <w:t xml:space="preserve">هَذَا عَمِّي. · هَذِهِ عَمَّتِي. · وَالِدِي طَبَّاخٌ.</w:t>
             </w:r>
           </w:p>
           <w:p>
@@ -7174,7 +7174,7 @@
                 <w:szCs w:val="27"/>
                 <w:rtl/>
               </w:rPr>
-              <w:t xml:space="preserve">بَيْتُ جَدِّي كَبِيرٌ. · مَا مِهْنَةُ خَالَتِكَ؟ · أَقَارِبُنَا يَسْكُنُونَ فِي الْقَرْيَةِ.</w:t>
+              <w:t xml:space="preserve">بَيْتُ جَدِّي كَبِيرٌ. · مَا مِهْنَةُ خَالَتِكَ؟ · أَيْنَ يَعْمَلُ خَالِي؟</w:t>
             </w:r>
           </w:p>
         </w:tc>
@@ -7662,7 +7662,7 @@
                 <w:szCs w:val="27"/>
                 <w:rtl/>
               </w:rPr>
-              <w:t xml:space="preserve">هَذَا عَمِّي تَاجِرٌ. · أَيْنَ يَسْكُنُ جَدِّي؟ · بَيْتُ جَدِّي كَبِيرٌ.</w:t>
+              <w:t xml:space="preserve">هَذَا عَمِّي ضَابِطٌ. · أَيْنَ يَسْكُنُ جَدِّي؟ · بَيْتُ جَدِّي كَبِيرٌ.</w:t>
             </w:r>
           </w:p>
           <w:p>
@@ -7680,7 +7680,7 @@
                 <w:szCs w:val="27"/>
                 <w:rtl/>
               </w:rPr>
-              <w:t xml:space="preserve">اِبْنُ الْعَمِّ طَالِبٌ. · نَزُورُ أَقَارِبَنَا فِي الْعِيدِ.</w:t>
+              <w:t xml:space="preserve">أَيْنَ يَعْمَلُ خَالِي؟ · نَزُورُ أَقَارِبَنَا فِي الْعِيدِ.</w:t>
             </w:r>
           </w:p>
         </w:tc>
@@ -8178,7 +8178,7 @@
                 <w:sz w:val="19"/>
                 <w:szCs w:val="19"/>
               </w:rPr>
-              <w:t xml:space="preserve">Muttasıl zamirleri ve izâfe (isim tamlaması) yapısını doğru kurar.</w:t>
+              <w:t xml:space="preserve">Muttasıl zamirleri ve "يَعْمَلُ فِي…" yapısını doğru kurar.</w:t>
             </w:r>
           </w:p>
         </w:tc>
@@ -9025,7 +9025,7 @@
                 <w:sz w:val="17"/>
                 <w:szCs w:val="17"/>
               </w:rPr>
-              <w:t xml:space="preserve">ARP.6.1.3.1 — Hedef dil yapılarını (izâfe, muttasıl zamir) bağlama uygun kullanır.</w:t>
+              <w:t xml:space="preserve">ARP.6.1.3.1 — Hedef dil yapılarını (meslek sorma, muttasıl zamir) bağlama uygun kullanır.</w:t>
             </w:r>
           </w:p>
         </w:tc>
